--- a/site/docs/researchtranscript-datenverarbeitung-de.docx
+++ b/site/docs/researchtranscript-datenverarbeitung-de.docx
@@ -350,13 +350,13 @@
         <w:t xml:space="preserve"> </w:t>
       </w:r>
       <w:r>
-        <w:t xml:space="preserve">laufen im Prozess der Anwendung auf dem Prozessor bzw. der Grafikkarte</w:t>
-      </w:r>
-      <w:r>
-        <w:t xml:space="preserve"> </w:t>
-      </w:r>
-      <w:r>
-        <w:t xml:space="preserve">des Endgeräts. Sämtliche Modelle sind im Programmpaket enthalten; beim</w:t>
+        <w:t xml:space="preserve">laufen als Bestandteile der Anwendung auf dem Endgerät, auf</w:t>
+      </w:r>
+      <w:r>
+        <w:t xml:space="preserve"> </w:t>
+      </w:r>
+      <w:r>
+        <w:t xml:space="preserve">Grafikeinheit und Neural Engine. Sämtliche Modelle sind im Programmpaket enthalten; beim</w:t>
       </w:r>
       <w:r>
         <w:t xml:space="preserve"> </w:t>

--- a/site/docs/researchtranscript-datenverarbeitung-de.docx
+++ b/site/docs/researchtranscript-datenverarbeitung-de.docx
@@ -28,7 +28,7 @@
         <w:t xml:space="preserve"> </w:t>
       </w:r>
       <w:r>
-        <w:t xml:space="preserve">Datenmanagementplan. Stand 16. September 2026, ResearchTranscript 0.4.0.</w:t>
+        <w:t xml:space="preserve">Datenmanagementplan. Stand 18. September 2026, ResearchTranscript 0.6.0.</w:t>
       </w:r>
       <w:r>
         <w:t xml:space="preserve"> </w:t>
@@ -76,6 +76,44 @@
       </w:r>
       <w:r>
         <w:t xml:space="preserve">Text ersetzt keine Rechtsberatung.</w:t>
+      </w:r>
+    </w:p>
+    <w:p>
+      <w:pPr>
+        <w:pStyle w:val="BodyText"/>
+      </w:pPr>
+      <w:r>
+        <w:t xml:space="preserve">Dieser Text ist die allgemeine Vorlage. Seit 0.6.0 erzeugt die App</w:t>
+      </w:r>
+      <w:r>
+        <w:t xml:space="preserve"> </w:t>
+      </w:r>
+      <w:r>
+        <w:t xml:space="preserve">selbst die Fassung zum einzelnen Transkript (Editor › Export ›</w:t>
+      </w:r>
+      <w:r>
+        <w:t xml:space="preserve"> </w:t>
+      </w:r>
+      <w:r>
+        <w:t xml:space="preserve">«Dokumentationspaket (.zip) …»): Transkriptionsprotokoll mit dem</w:t>
+      </w:r>
+      <w:r>
+        <w:t xml:space="preserve"> </w:t>
+      </w:r>
+      <w:r>
+        <w:t xml:space="preserve">tatsächlich verwendeten Modell samt Version und dem gemessenen Mass der</w:t>
+      </w:r>
+      <w:r>
+        <w:t xml:space="preserve"> </w:t>
+      </w:r>
+      <w:r>
+        <w:t xml:space="preserve">Bearbeitung von Hand, Methodenabsatz, Tatsachen für den Datenschutz,</w:t>
+      </w:r>
+      <w:r>
+        <w:t xml:space="preserve"> </w:t>
+      </w:r>
+      <w:r>
+        <w:t xml:space="preserve">Datenblatt für das Repositorium und Zitierdatei.</w:t>
       </w:r>
     </w:p>
     <w:p>
@@ -108,7 +146,7 @@
         <w:rPr>
           <w:rStyle w:val="VerbatimChar"/>
         </w:rPr>
-        <w:t xml:space="preserve">[0.4.0]</w:t>
+        <w:t xml:space="preserve">[0.6.0]</w:t>
       </w:r>
       <w:r>
         <w:t xml:space="preserve">. Freie Software unter</w:t>
@@ -117,7 +155,13 @@
         <w:t xml:space="preserve"> </w:t>
       </w:r>
       <w:r>
-        <w:t xml:space="preserve">AGPL-3.0-or-later, entwickelt am B/IAS – Basel Institut für angewandte</w:t>
+        <w:t xml:space="preserve">AGPL-3.0-or-later (mit einer Zusatzerlaubnis für den Vertrieb über den</w:t>
+      </w:r>
+      <w:r>
+        <w:t xml:space="preserve"> </w:t>
+      </w:r>
+      <w:r>
+        <w:t xml:space="preserve">App Store), entwickelt am B/IAS – Basel Institut für angewandte</w:t>
       </w:r>
       <w:r>
         <w:t xml:space="preserve"> </w:t>
@@ -137,19 +181,31 @@
         </w:r>
       </w:hyperlink>
       <w:r>
-        <w:t xml:space="preserve">. Die Software läuft</w:t>
-      </w:r>
-      <w:r>
-        <w:t xml:space="preserve"> </w:t>
-      </w:r>
-      <w:r>
-        <w:t xml:space="preserve">als lokale Anwendung auf macOS (Apple Silicon) und wird von der</w:t>
-      </w:r>
-      <w:r>
-        <w:t xml:space="preserve"> </w:t>
-      </w:r>
-      <w:r>
-        <w:t xml:space="preserve">verantwortlichen Stelle selbst installiert und betrieben.</w:t>
+        <w:t xml:space="preserve">; das signierte und</w:t>
+      </w:r>
+      <w:r>
+        <w:t xml:space="preserve"> </w:t>
+      </w:r>
+      <w:r>
+        <w:t xml:space="preserve">notarisierte Installationspaket (DMG) liegt dort bei den Releases. Die</w:t>
+      </w:r>
+      <w:r>
+        <w:t xml:space="preserve"> </w:t>
+      </w:r>
+      <w:r>
+        <w:t xml:space="preserve">Software läuft als lokale Anwendung auf macOS (Apple Silicon) in der</w:t>
+      </w:r>
+      <w:r>
+        <w:t xml:space="preserve"> </w:t>
+      </w:r>
+      <w:r>
+        <w:t xml:space="preserve">App Sandbox von macOS und wird von der verantwortlichen Stelle selbst</w:t>
+      </w:r>
+      <w:r>
+        <w:t xml:space="preserve"> </w:t>
+      </w:r>
+      <w:r>
+        <w:t xml:space="preserve">installiert und betrieben.</w:t>
       </w:r>
     </w:p>
     <w:bookmarkEnd w:id="10"/>
@@ -316,7 +372,25 @@
         <w:t xml:space="preserve"> </w:t>
       </w:r>
       <w:r>
-        <w:t xml:space="preserve">gelesen, das Video wird nie umgewandelt).</w:t>
+        <w:t xml:space="preserve">gelesen, das Video wird nie umgewandelt). Den Ton liest macOS</w:t>
+      </w:r>
+      <w:r>
+        <w:t xml:space="preserve"> </w:t>
+      </w:r>
+      <w:r>
+        <w:t xml:space="preserve">AVFoundation. Die App Sandbox von macOS erlaubt den Zugriff nur auf</w:t>
+      </w:r>
+      <w:r>
+        <w:t xml:space="preserve"> </w:t>
+      </w:r>
+      <w:r>
+        <w:t xml:space="preserve">Ordner, die die Person im Dialog wählt, und auf hineingezogene</w:t>
+      </w:r>
+      <w:r>
+        <w:t xml:space="preserve"> </w:t>
+      </w:r>
+      <w:r>
+        <w:t xml:space="preserve">Dateien.</w:t>
       </w:r>
     </w:p>
     <w:p>
@@ -338,43 +412,103 @@
         <w:t xml:space="preserve"> </w:t>
       </w:r>
       <w:r>
-        <w:t xml:space="preserve">Spracherkennung (whisper.cpp, Modell</w:t>
-      </w:r>
-      <w:r>
-        <w:t xml:space="preserve"> </w:t>
-      </w:r>
-      <w:r>
-        <w:t xml:space="preserve">large-v3-turbo) und Sprechertrennung (silero-vad, pyannote community-1)</w:t>
-      </w:r>
-      <w:r>
-        <w:t xml:space="preserve"> </w:t>
-      </w:r>
-      <w:r>
-        <w:t xml:space="preserve">laufen als Bestandteile der Anwendung auf dem Endgerät, auf</w:t>
-      </w:r>
-      <w:r>
-        <w:t xml:space="preserve"> </w:t>
-      </w:r>
-      <w:r>
-        <w:t xml:space="preserve">Grafikeinheit und Neural Engine. Sämtliche Modelle sind im Programmpaket enthalten; beim</w:t>
-      </w:r>
-      <w:r>
-        <w:t xml:space="preserve"> </w:t>
-      </w:r>
-      <w:r>
-        <w:t xml:space="preserve">ersten Start wird nichts nachgeladen. Eigene whisper.cpp-Modelle</w:t>
-      </w:r>
-      <w:r>
-        <w:t xml:space="preserve"> </w:t>
-      </w:r>
-      <w:r>
-        <w:t xml:space="preserve">kann die Anwenderin nur von Hand in den Ordner «Modelle» der</w:t>
-      </w:r>
-      <w:r>
-        <w:t xml:space="preserve"> </w:t>
-      </w:r>
-      <w:r>
-        <w:t xml:space="preserve">Bibliothek legen — die Anwendung lädt nie selbst.</w:t>
+        <w:t xml:space="preserve">Die Anwendungslogik läuft eingebettet in der App.</w:t>
+      </w:r>
+      <w:r>
+        <w:t xml:space="preserve"> </w:t>
+      </w:r>
+      <w:r>
+        <w:t xml:space="preserve">Die Spracherkennung (whisper.cpp 1.8.2, Modell large-v3-turbo) läuft</w:t>
+      </w:r>
+      <w:r>
+        <w:t xml:space="preserve"> </w:t>
+      </w:r>
+      <w:r>
+        <w:t xml:space="preserve">als Hilfsprogramm aus dem App-Paket auf der Grafikeinheit (Metal).</w:t>
+      </w:r>
+      <w:r>
+        <w:t xml:space="preserve"> </w:t>
+      </w:r>
+      <w:r>
+        <w:t xml:space="preserve">Die Sprechertrennung (SpeakerKit von Argmax mit den Modellen</w:t>
+      </w:r>
+      <w:r>
+        <w:t xml:space="preserve"> </w:t>
+      </w:r>
+      <w:r>
+        <w:t xml:space="preserve">pyannote segmentation-3.0, WeSpeaker ResNet34 und pyannote</w:t>
+      </w:r>
+      <w:r>
+        <w:t xml:space="preserve"> </w:t>
+      </w:r>
+      <w:r>
+        <w:t xml:space="preserve">community-1, von Argmax nach Core ML umgewandelt) läuft in der App</w:t>
+      </w:r>
+      <w:r>
+        <w:t xml:space="preserve"> </w:t>
+      </w:r>
+      <w:r>
+        <w:t xml:space="preserve">über Core ML und ist abschaltbar. Die Sprachaktivitätserkennung</w:t>
+      </w:r>
+      <w:r>
+        <w:t xml:space="preserve"> </w:t>
+      </w:r>
+      <w:r>
+        <w:t xml:space="preserve">(Silero VAD 5.1.2 in whisper.cpp) wird nur verwendet, wenn die</w:t>
+      </w:r>
+      <w:r>
+        <w:t xml:space="preserve"> </w:t>
+      </w:r>
+      <w:r>
+        <w:t xml:space="preserve">Sprechertrennung ausgeschaltet ist; sonst schneidet die</w:t>
+      </w:r>
+      <w:r>
+        <w:t xml:space="preserve"> </w:t>
+      </w:r>
+      <w:r>
+        <w:t xml:space="preserve">Sprechertrennung die Blöcke. Sämtliche Modelle sind im Programmpaket</w:t>
+      </w:r>
+      <w:r>
+        <w:t xml:space="preserve"> </w:t>
+      </w:r>
+      <w:r>
+        <w:t xml:space="preserve">enthalten; die Anwendung lädt weder Modelle noch Programmteile nach.</w:t>
+      </w:r>
+      <w:r>
+        <w:t xml:space="preserve"> </w:t>
+      </w:r>
+      <w:r>
+        <w:t xml:space="preserve">Eigene whisper.cpp-Modelle kann die Anwenderin nur von Hand in den</w:t>
+      </w:r>
+      <w:r>
+        <w:t xml:space="preserve"> </w:t>
+      </w:r>
+      <w:r>
+        <w:t xml:space="preserve">Ordner «Modelle» der Bibliothek legen. Die Modelle lernen nicht aus</w:t>
+      </w:r>
+      <w:r>
+        <w:t xml:space="preserve"> </w:t>
+      </w:r>
+      <w:r>
+        <w:t xml:space="preserve">den Aufnahmen. Die Anwendung fasst nichts zusammen und formuliert</w:t>
+      </w:r>
+      <w:r>
+        <w:t xml:space="preserve"> </w:t>
+      </w:r>
+      <w:r>
+        <w:t xml:space="preserve">nichts um; die Spracherkennung ist ein KI-Modell und kann Wörter</w:t>
+      </w:r>
+      <w:r>
+        <w:t xml:space="preserve"> </w:t>
+      </w:r>
+      <w:r>
+        <w:t xml:space="preserve">setzen, die nicht gesagt wurden, darum ist das Transkript gegen die</w:t>
+      </w:r>
+      <w:r>
+        <w:t xml:space="preserve"> </w:t>
+      </w:r>
+      <w:r>
+        <w:t xml:space="preserve">Aufnahme zu prüfen.</w:t>
       </w:r>
     </w:p>
     <w:p>
@@ -396,52 +530,131 @@
         <w:t xml:space="preserve"> </w:t>
       </w:r>
       <w:r>
-        <w:t xml:space="preserve">Je Transkript entsteht ein Ordner am gewählten</w:t>
-      </w:r>
-      <w:r>
-        <w:t xml:space="preserve"> </w:t>
-      </w:r>
-      <w:r>
-        <w:t xml:space="preserve">Speicherort</w:t>
-      </w:r>
-      <w:r>
-        <w:t xml:space="preserve"> </w:t>
-      </w:r>
-      <w:r>
-        <w:rPr>
-          <w:rStyle w:val="VerbatimChar"/>
-        </w:rPr>
-        <w:t xml:space="preserve">[Pfad, z. B. ~/Documents/ResearchTranscript]</w:t>
-      </w:r>
-      <w:r>
-        <w:t xml:space="preserve"> </w:t>
-      </w:r>
-      <w:r>
-        <w:t xml:space="preserve">mit einer</w:t>
-      </w:r>
-      <w:r>
-        <w:t xml:space="preserve"> </w:t>
-      </w:r>
-      <w:r>
-        <w:t xml:space="preserve">Kopie des Audios (bei Video: der Tonspur als MP3 und der</w:t>
-      </w:r>
-      <w:r>
-        <w:t xml:space="preserve"> </w:t>
-      </w:r>
-      <w:r>
-        <w:t xml:space="preserve">unveränderten Videodatei), der kanonischen Transkriptdatei (JSON),</w:t>
-      </w:r>
-      <w:r>
-        <w:t xml:space="preserve"> </w:t>
-      </w:r>
-      <w:r>
-        <w:t xml:space="preserve">Verlaufsschnappschüssen bei jedem Speichern und den abgeleiteten</w:t>
-      </w:r>
-      <w:r>
-        <w:t xml:space="preserve"> </w:t>
-      </w:r>
-      <w:r>
-        <w:t xml:space="preserve">Exporten. Temporäre Arbeitsdateien werden nach jedem Lauf entfernt.</w:t>
+        <w:t xml:space="preserve">Je Transkript entsteht ein Unterordner im gewählten</w:t>
+      </w:r>
+      <w:r>
+        <w:t xml:space="preserve"> </w:t>
+      </w:r>
+      <w:r>
+        <w:t xml:space="preserve">Bibliotheksordner</w:t>
+      </w:r>
+      <w:r>
+        <w:t xml:space="preserve"> </w:t>
+      </w:r>
+      <w:r>
+        <w:rPr>
+          <w:rStyle w:val="VerbatimChar"/>
+        </w:rPr>
+        <w:t xml:space="preserve">[Pfad]</w:t>
+      </w:r>
+      <w:r>
+        <w:t xml:space="preserve"> </w:t>
+      </w:r>
+      <w:r>
+        <w:t xml:space="preserve">mit</w:t>
+      </w:r>
+      <w:r>
+        <w:t xml:space="preserve"> </w:t>
+      </w:r>
+      <w:r>
+        <w:rPr>
+          <w:rStyle w:val="VerbatimChar"/>
+        </w:rPr>
+        <w:t xml:space="preserve">transkript.json</w:t>
+      </w:r>
+      <w:r>
+        <w:t xml:space="preserve"> </w:t>
+      </w:r>
+      <w:r>
+        <w:t xml:space="preserve">(Wortlaut, Sprecher,</w:t>
+      </w:r>
+      <w:r>
+        <w:t xml:space="preserve"> </w:t>
+      </w:r>
+      <w:r>
+        <w:t xml:space="preserve">Memos, Journal, Zotero-Angaben), einer Kopie der Aufnahme (bei Video</w:t>
+      </w:r>
+      <w:r>
+        <w:t xml:space="preserve"> </w:t>
+      </w:r>
+      <w:r>
+        <w:t xml:space="preserve">auch der unveränderten Videodatei) und</w:t>
+      </w:r>
+      <w:r>
+        <w:t xml:space="preserve"> </w:t>
+      </w:r>
+      <w:r>
+        <w:rPr>
+          <w:rStyle w:val="VerbatimChar"/>
+        </w:rPr>
+        <w:t xml:space="preserve">wellenform.json</w:t>
+      </w:r>
+      <w:r>
+        <w:t xml:space="preserve">.</w:t>
+      </w:r>
+      <w:r>
+        <w:t xml:space="preserve"> </w:t>
+      </w:r>
+      <w:r>
+        <w:rPr>
+          <w:rStyle w:val="VerbatimChar"/>
+        </w:rPr>
+        <w:t xml:space="preserve">ausgang.json</w:t>
+      </w:r>
+      <w:r>
+        <w:t xml:space="preserve"> </w:t>
+      </w:r>
+      <w:r>
+        <w:t xml:space="preserve">hält den Stand fest, wie ihn die Maschine oder eine</w:t>
+      </w:r>
+      <w:r>
+        <w:t xml:space="preserve"> </w:t>
+      </w:r>
+      <w:r>
+        <w:t xml:space="preserve">importierte Datei lieferte;</w:t>
+      </w:r>
+      <w:r>
+        <w:t xml:space="preserve"> </w:t>
+      </w:r>
+      <w:r>
+        <w:rPr>
+          <w:rStyle w:val="VerbatimChar"/>
+        </w:rPr>
+        <w:t xml:space="preserve">history/</w:t>
+      </w:r>
+      <w:r>
+        <w:t xml:space="preserve"> </w:t>
+      </w:r>
+      <w:r>
+        <w:t xml:space="preserve">hält die letzten 30 Stände.</w:t>
+      </w:r>
+      <w:r>
+        <w:t xml:space="preserve"> </w:t>
+      </w:r>
+      <w:r>
+        <w:rPr>
+          <w:b/>
+          <w:bCs/>
+        </w:rPr>
+        <w:t xml:space="preserve">Beide enthalten den Wortlaut vor einer Pseudonymisierung.</w:t>
+      </w:r>
+      <w:r>
+        <w:t xml:space="preserve"> </w:t>
+      </w:r>
+      <w:r>
+        <w:t xml:space="preserve">Einstellungen und App-Protokoll liegen im App-Container des</w:t>
+      </w:r>
+      <w:r>
+        <w:t xml:space="preserve"> </w:t>
+      </w:r>
+      <w:r>
+        <w:t xml:space="preserve">Benutzerkontos. Das Journal vermerkt eine Kennung der Installation</w:t>
+      </w:r>
+      <w:r>
+        <w:t xml:space="preserve"> </w:t>
+      </w:r>
+      <w:r>
+        <w:t xml:space="preserve">und, freiwillig, eine E-Mail-Adresse der bearbeitenden Person.</w:t>
       </w:r>
     </w:p>
     <w:p>
@@ -463,58 +676,64 @@
         <w:t xml:space="preserve"> </w:t>
       </w:r>
       <w:r>
-        <w:t xml:space="preserve">Die Software baut keine ausgehenden Netzverbindungen auf:</w:t>
-      </w:r>
-      <w:r>
-        <w:t xml:space="preserve"> </w:t>
-      </w:r>
-      <w:r>
-        <w:t xml:space="preserve">keine Telemetrie, keine Nutzungsstatistik, keine Update-Prüfung,</w:t>
-      </w:r>
-      <w:r>
-        <w:t xml:space="preserve"> </w:t>
-      </w:r>
-      <w:r>
-        <w:t xml:space="preserve">keine eigenen Absturzberichte. Der interne Dienst der Anwendung</w:t>
-      </w:r>
-      <w:r>
-        <w:t xml:space="preserve"> </w:t>
-      </w:r>
-      <w:r>
-        <w:t xml:space="preserve">bindet ausschliesslich an die Loopback-Adresse</w:t>
-      </w:r>
-      <w:r>
-        <w:t xml:space="preserve"> </w:t>
-      </w:r>
-      <w:r>
-        <w:rPr>
-          <w:rStyle w:val="VerbatimChar"/>
-        </w:rPr>
-        <w:t xml:space="preserve">127.0.0.1</w:t>
-      </w:r>
-      <w:r>
-        <w:t xml:space="preserve"> </w:t>
-      </w:r>
-      <w:r>
-        <w:t xml:space="preserve">und weist</w:t>
-      </w:r>
-      <w:r>
-        <w:t xml:space="preserve"> </w:t>
-      </w:r>
-      <w:r>
-        <w:t xml:space="preserve">Anfragen anderer Hosts ab (HTTP 421). Diagnosedaten des</w:t>
-      </w:r>
-      <w:r>
-        <w:t xml:space="preserve"> </w:t>
-      </w:r>
-      <w:r>
-        <w:t xml:space="preserve">Betriebssystems macOS unterliegen dessen Systemeinstellungen, nicht</w:t>
-      </w:r>
-      <w:r>
-        <w:t xml:space="preserve"> </w:t>
-      </w:r>
-      <w:r>
-        <w:t xml:space="preserve">der Software.</w:t>
+        <w:t xml:space="preserve">Die Software überträgt keine Aufnahmen, Texte oder</w:t>
+      </w:r>
+      <w:r>
+        <w:t xml:space="preserve"> </w:t>
+      </w:r>
+      <w:r>
+        <w:t xml:space="preserve">Nutzungsdaten: kein Konto, keine Telemetrie, keine Update-Prüfung,</w:t>
+      </w:r>
+      <w:r>
+        <w:t xml:space="preserve"> </w:t>
+      </w:r>
+      <w:r>
+        <w:t xml:space="preserve">keine eigenen Absturzberichte, kein Nachladen von Modellen. Es gibt</w:t>
+      </w:r>
+      <w:r>
+        <w:t xml:space="preserve"> </w:t>
+      </w:r>
+      <w:r>
+        <w:t xml:space="preserve">keinen internen Dienst, keinen Server und keinen offenen Port. Die</w:t>
+      </w:r>
+      <w:r>
+        <w:t xml:space="preserve"> </w:t>
+      </w:r>
+      <w:r>
+        <w:t xml:space="preserve">Netzberechtigung von macOS ist nur gesetzt, weil die eingebaute</w:t>
+      </w:r>
+      <w:r>
+        <w:t xml:space="preserve"> </w:t>
+      </w:r>
+      <w:r>
+        <w:t xml:space="preserve">Web-Ansicht sie verlangt; eine Firewall oder</w:t>
+      </w:r>
+      <w:r>
+        <w:t xml:space="preserve"> </w:t>
+      </w:r>
+      <w:r>
+        <w:rPr>
+          <w:rStyle w:val="VerbatimChar"/>
+        </w:rPr>
+        <w:t xml:space="preserve">nettop</w:t>
+      </w:r>
+      <w:r>
+        <w:t xml:space="preserve"> </w:t>
+      </w:r>
+      <w:r>
+        <w:t xml:space="preserve">zeigt, dass</w:t>
+      </w:r>
+      <w:r>
+        <w:t xml:space="preserve"> </w:t>
+      </w:r>
+      <w:r>
+        <w:t xml:space="preserve">keine Verbindung entsteht. Absturzberichte des Betriebssystems macOS</w:t>
+      </w:r>
+      <w:r>
+        <w:t xml:space="preserve"> </w:t>
+      </w:r>
+      <w:r>
+        <w:t xml:space="preserve">unterliegen dessen Systemeinstellungen, nicht der Software.</w:t>
       </w:r>
     </w:p>
     <w:p>
@@ -536,43 +755,37 @@
         <w:t xml:space="preserve"> </w:t>
       </w:r>
       <w:r>
-        <w:t xml:space="preserve">Exportdateien (WebVTT, CSV, Text, REFI-QDA</w:t>
-      </w:r>
-      <w:r>
-        <w:t xml:space="preserve"> </w:t>
-      </w:r>
-      <w:r>
-        <w:rPr>
-          <w:rStyle w:val="VerbatimChar"/>
-        </w:rPr>
-        <w:t xml:space="preserve">.qdpx.zip</w:t>
-      </w:r>
-      <w:r>
-        <w:t xml:space="preserve">,</w:t>
-      </w:r>
-      <w:r>
-        <w:t xml:space="preserve"> </w:t>
-      </w:r>
-      <w:r>
-        <w:t xml:space="preserve">enrich-Dossier</w:t>
-      </w:r>
-      <w:r>
-        <w:t xml:space="preserve"> </w:t>
-      </w:r>
-      <w:r>
-        <w:rPr>
-          <w:rStyle w:val="VerbatimChar"/>
-        </w:rPr>
-        <w:t xml:space="preserve">.enrich</w:t>
-      </w:r>
-      <w:r>
-        <w:t xml:space="preserve">) werden dorthin geschrieben, wo die</w:t>
-      </w:r>
-      <w:r>
-        <w:t xml:space="preserve"> </w:t>
-      </w:r>
-      <w:r>
-        <w:t xml:space="preserve">bedienende Person sie speichert.</w:t>
+        <w:t xml:space="preserve">Exportdateien werden dorthin geschrieben, wo die</w:t>
+      </w:r>
+      <w:r>
+        <w:t xml:space="preserve"> </w:t>
+      </w:r>
+      <w:r>
+        <w:t xml:space="preserve">bedienende Person sie speichert. Alle Textformate (VTT, CSV, TXT,</w:t>
+      </w:r>
+      <w:r>
+        <w:t xml:space="preserve"> </w:t>
+      </w:r>
+      <w:r>
+        <w:t xml:space="preserve">Markdown, Word) enthalten Wortlaut, Sprechernamen und Zeitmarken;</w:t>
+      </w:r>
+      <w:r>
+        <w:t xml:space="preserve"> </w:t>
+      </w:r>
+      <w:r>
+        <w:t xml:space="preserve">CSV, Markdown und Word zusätzlich die Memos; Markdown und Word bei</w:t>
+      </w:r>
+      <w:r>
+        <w:t xml:space="preserve"> </w:t>
+      </w:r>
+      <w:r>
+        <w:t xml:space="preserve">Zotero-Verknüpfung einen Kopf mit Titel, Datum, Citekey und den</w:t>
+      </w:r>
+      <w:r>
+        <w:t xml:space="preserve"> </w:t>
+      </w:r>
+      <w:r>
+        <w:t xml:space="preserve">Personen, deren Rollen gewählt wurden.</w:t>
       </w:r>
       <w:r>
         <w:t xml:space="preserve"> </w:t>
@@ -582,57 +795,111 @@
           <w:b/>
           <w:bCs/>
         </w:rPr>
-        <w:t xml:space="preserve">REFI-QDA- und enrich-Exporte</w:t>
-      </w:r>
-      <w:r>
-        <w:rPr>
+        <w:t xml:space="preserve">REFI-QDA (</w:t>
+      </w:r>
+      <w:r>
+        <w:rPr>
+          <w:rStyle w:val="VerbatimChar"/>
           <w:b/>
           <w:bCs/>
         </w:rPr>
-        <w:t xml:space="preserve"> </w:t>
+        <w:t xml:space="preserve">.qdpx.zip</w:t>
       </w:r>
       <w:r>
         <w:rPr>
           <w:b/>
           <w:bCs/>
         </w:rPr>
-        <w:t xml:space="preserve">enthalten die Audioaufnahme.</w:t>
-      </w:r>
-      <w:r>
-        <w:t xml:space="preserve"> </w:t>
-      </w:r>
-      <w:r>
-        <w:t xml:space="preserve">Ihre Weitergabe ist eine Weitergabe</w:t>
-      </w:r>
-      <w:r>
-        <w:t xml:space="preserve"> </w:t>
-      </w:r>
-      <w:r>
-        <w:t xml:space="preserve">der Aufnahme. Ein enrich-Dossier enthält zudem das Änderungsjournal</w:t>
-      </w:r>
-      <w:r>
-        <w:t xml:space="preserve"> </w:t>
-      </w:r>
-      <w:r>
-        <w:t xml:space="preserve">mit der freiwillig in den Einstellungen hinterlegten E-Mail-Adresse</w:t>
-      </w:r>
-      <w:r>
-        <w:t xml:space="preserve"> </w:t>
-      </w:r>
-      <w:r>
-        <w:t xml:space="preserve">und, wenn das Transkript mit Zotero verknüpft ist, die übernommenen</w:t>
-      </w:r>
-      <w:r>
-        <w:t xml:space="preserve"> </w:t>
-      </w:r>
-      <w:r>
-        <w:t xml:space="preserve">Metadaten (Titel, Datum, Personen nach gewählten Rollen, Citekey).</w:t>
-      </w:r>
-      <w:r>
-        <w:t xml:space="preserve"> </w:t>
-      </w:r>
-      <w:r>
-        <w:t xml:space="preserve">Mit Zotero-Einwilligung liest die Anwendung die lokale</w:t>
+        <w:t xml:space="preserve">)</w:t>
+      </w:r>
+      <w:r>
+        <w:rPr>
+          <w:b/>
+          <w:bCs/>
+        </w:rPr>
+        <w:t xml:space="preserve"> </w:t>
+      </w:r>
+      <w:r>
+        <w:rPr>
+          <w:b/>
+          <w:bCs/>
+        </w:rPr>
+        <w:t xml:space="preserve">enthält Text, Memos und die Tonaufnahme, also die Stimme, auf Wunsch</w:t>
+      </w:r>
+      <w:r>
+        <w:rPr>
+          <w:b/>
+          <w:bCs/>
+        </w:rPr>
+        <w:t xml:space="preserve"> </w:t>
+      </w:r>
+      <w:r>
+        <w:rPr>
+          <w:b/>
+          <w:bCs/>
+        </w:rPr>
+        <w:t xml:space="preserve">die Videodatei; das enrich-Dossier (</w:t>
+      </w:r>
+      <w:r>
+        <w:rPr>
+          <w:rStyle w:val="VerbatimChar"/>
+          <w:b/>
+          <w:bCs/>
+        </w:rPr>
+        <w:t xml:space="preserve">.enrich</w:t>
+      </w:r>
+      <w:r>
+        <w:rPr>
+          <w:b/>
+          <w:bCs/>
+        </w:rPr>
+        <w:t xml:space="preserve">) Text, Tonaufnahme als</w:t>
+      </w:r>
+      <w:r>
+        <w:rPr>
+          <w:b/>
+          <w:bCs/>
+        </w:rPr>
+        <w:t xml:space="preserve"> </w:t>
+      </w:r>
+      <w:r>
+        <w:rPr>
+          <w:b/>
+          <w:bCs/>
+        </w:rPr>
+        <w:t xml:space="preserve">MP3 (über LAME), Journal mit Kennung der Installation und E-Mail</w:t>
+      </w:r>
+      <w:r>
+        <w:rPr>
+          <w:b/>
+          <w:bCs/>
+        </w:rPr>
+        <w:t xml:space="preserve"> </w:t>
+      </w:r>
+      <w:r>
+        <w:rPr>
+          <w:b/>
+          <w:bCs/>
+        </w:rPr>
+        <w:t xml:space="preserve">sowie Zotero-Angaben, keine Memos.</w:t>
+      </w:r>
+      <w:r>
+        <w:t xml:space="preserve"> </w:t>
+      </w:r>
+      <w:r>
+        <w:t xml:space="preserve">Ihre Weitergabe ist eine</w:t>
+      </w:r>
+      <w:r>
+        <w:t xml:space="preserve"> </w:t>
+      </w:r>
+      <w:r>
+        <w:t xml:space="preserve">Weitergabe der Aufnahme. Mit Zotero-Einwilligung liest die Anwendung</w:t>
+      </w:r>
+      <w:r>
+        <w:t xml:space="preserve"> </w:t>
+      </w:r>
+      <w:r>
+        <w:t xml:space="preserve">die lokale</w:t>
       </w:r>
       <w:r>
         <w:t xml:space="preserve"> </w:t>
@@ -665,13 +932,7 @@
         <w:t xml:space="preserve"> </w:t>
       </w:r>
       <w:r>
-        <w:t xml:space="preserve">biometrische Daten); der enrich-Export enthält nur den Ton, der</w:t>
-      </w:r>
-      <w:r>
-        <w:t xml:space="preserve"> </w:t>
-      </w:r>
-      <w:r>
-        <w:t xml:space="preserve">REFI-QDA-Export das Video nur auf ausdrückliche Wahl.</w:t>
+        <w:t xml:space="preserve">biometrische Daten).</w:t>
       </w:r>
     </w:p>
     <w:bookmarkEnd w:id="13"/>
@@ -710,13 +971,13 @@
         <w:t xml:space="preserve"> </w:t>
       </w:r>
       <w:r>
-        <w:t xml:space="preserve">angemeldeten Person. Es gibt keinen Server, keinen Cloud-Dienst und kein</w:t>
-      </w:r>
-      <w:r>
-        <w:t xml:space="preserve"> </w:t>
-      </w:r>
-      <w:r>
-        <w:t xml:space="preserve">Benutzerkonto.</w:t>
+        <w:t xml:space="preserve">angemeldeten Person. Es gibt keinen Server, keinen offenen Port, keinen</w:t>
+      </w:r>
+      <w:r>
+        <w:t xml:space="preserve"> </w:t>
+      </w:r>
+      <w:r>
+        <w:t xml:space="preserve">Cloud-Dienst und kein Benutzerkonto.</w:t>
       </w:r>
     </w:p>
     <w:bookmarkEnd w:id="14"/>
@@ -821,7 +1082,7 @@
         <w:t xml:space="preserve"> </w:t>
       </w:r>
       <w:r>
-        <w:t xml:space="preserve">entfernt wird er erst durch Leeren dieses Ordners</w:t>
+        <w:t xml:space="preserve">entfernt wird er erst durch Leeren dieses Ordners im Finder</w:t>
       </w:r>
       <w:r>
         <w:t xml:space="preserve"> </w:t>
@@ -839,13 +1100,43 @@
         <w:t xml:space="preserve"> </w:t>
       </w:r>
       <w:r>
-        <w:t xml:space="preserve">Verlaufsschnappschüsse liegen im Ordner des jeweiligen Transkripts und</w:t>
-      </w:r>
-      <w:r>
-        <w:t xml:space="preserve"> </w:t>
-      </w:r>
-      <w:r>
-        <w:t xml:space="preserve">werden mit ihm gelöscht. Sicherungskopien des Endgeräts</w:t>
+        <w:rPr>
+          <w:rStyle w:val="VerbatimChar"/>
+        </w:rPr>
+        <w:t xml:space="preserve">ausgang.json</w:t>
+      </w:r>
+      <w:r>
+        <w:t xml:space="preserve"> </w:t>
+      </w:r>
+      <w:r>
+        <w:t xml:space="preserve">und die Stände in</w:t>
+      </w:r>
+      <w:r>
+        <w:t xml:space="preserve"> </w:t>
+      </w:r>
+      <w:r>
+        <w:rPr>
+          <w:rStyle w:val="VerbatimChar"/>
+        </w:rPr>
+        <w:t xml:space="preserve">history/</w:t>
+      </w:r>
+      <w:r>
+        <w:t xml:space="preserve"> </w:t>
+      </w:r>
+      <w:r>
+        <w:t xml:space="preserve">liegen im Ordner des</w:t>
+      </w:r>
+      <w:r>
+        <w:t xml:space="preserve"> </w:t>
+      </w:r>
+      <w:r>
+        <w:t xml:space="preserve">jeweiligen Transkripts und werden mit ihm gelöscht. Sicherungskopien</w:t>
+      </w:r>
+      <w:r>
+        <w:t xml:space="preserve"> </w:t>
+      </w:r>
+      <w:r>
+        <w:t xml:space="preserve">des Endgeräts</w:t>
       </w:r>
       <w:r>
         <w:t xml:space="preserve"> </w:t>
@@ -860,7 +1151,13 @@
         <w:t xml:space="preserve"> </w:t>
       </w:r>
       <w:r>
-        <w:t xml:space="preserve">unterliegen der Löschregel der Stelle.</w:t>
+        <w:t xml:space="preserve">unterliegen der Löschregel der</w:t>
+      </w:r>
+      <w:r>
+        <w:t xml:space="preserve"> </w:t>
+      </w:r>
+      <w:r>
+        <w:t xml:space="preserve">Stelle.</w:t>
       </w:r>
     </w:p>
     <w:bookmarkEnd w:id="16"/>
@@ -1055,64 +1352,52 @@
         <w:pStyle w:val="FirstParagraph"/>
       </w:pPr>
       <w:r>
-        <w:t xml:space="preserve">Die Aussagen in Abschnitt 4 lassen sich am Quellcode prüfen: Die</w:t>
-      </w:r>
-      <w:r>
-        <w:t xml:space="preserve"> </w:t>
-      </w:r>
-      <w:r>
-        <w:t xml:space="preserve">Bindung des internen Dienstes an</w:t>
-      </w:r>
-      <w:r>
-        <w:t xml:space="preserve"> </w:t>
-      </w:r>
-      <w:r>
-        <w:rPr>
-          <w:rStyle w:val="VerbatimChar"/>
-        </w:rPr>
-        <w:t xml:space="preserve">127.0.0.1</w:t>
-      </w:r>
-      <w:r>
-        <w:t xml:space="preserve"> </w:t>
-      </w:r>
-      <w:r>
-        <w:t xml:space="preserve">und die Abweisung fremder</w:t>
-      </w:r>
-      <w:r>
-        <w:t xml:space="preserve"> </w:t>
-      </w:r>
-      <w:r>
-        <w:t xml:space="preserve">Hosts stehen in</w:t>
-      </w:r>
-      <w:r>
-        <w:t xml:space="preserve"> </w:t>
-      </w:r>
-      <w:r>
-        <w:rPr>
-          <w:rStyle w:val="VerbatimChar"/>
-        </w:rPr>
-        <w:t xml:space="preserve">backend/src/researchtranscript/main.py</w:t>
-      </w:r>
-      <w:r>
-        <w:t xml:space="preserve">. Das Repository</w:t>
-      </w:r>
-      <w:r>
-        <w:t xml:space="preserve"> </w:t>
-      </w:r>
-      <w:r>
-        <w:t xml:space="preserve">enthält die vollständige Build-Kette bis zum signierten Installations-</w:t>
-      </w:r>
-      <w:r>
-        <w:t xml:space="preserve"> </w:t>
-      </w:r>
-      <w:r>
-        <w:t xml:space="preserve">paket; wer der ausgelieferten Binärdatei nicht traut, kann sie selbst</w:t>
-      </w:r>
-      <w:r>
-        <w:t xml:space="preserve"> </w:t>
-      </w:r>
-      <w:r>
-        <w:t xml:space="preserve">erzeugen.</w:t>
+        <w:t xml:space="preserve">Die Aussagen in Abschnitt 4 lassen sich am Quellcode prüfen: Die Shell</w:t>
+      </w:r>
+      <w:r>
+        <w:t xml:space="preserve"> </w:t>
+      </w:r>
+      <w:r>
+        <w:rPr>
+          <w:rStyle w:val="VerbatimChar"/>
+        </w:rPr>
+        <w:t xml:space="preserve">frontend/src-tauri/src/lib.rs</w:t>
+      </w:r>
+      <w:r>
+        <w:t xml:space="preserve"> </w:t>
+      </w:r>
+      <w:r>
+        <w:t xml:space="preserve">startet keinen Server und öffnet keinen</w:t>
+      </w:r>
+      <w:r>
+        <w:t xml:space="preserve"> </w:t>
+      </w:r>
+      <w:r>
+        <w:t xml:space="preserve">Port; die Sandbox-Berechtigungen stehen in</w:t>
+      </w:r>
+      <w:r>
+        <w:t xml:space="preserve"> </w:t>
+      </w:r>
+      <w:r>
+        <w:rPr>
+          <w:rStyle w:val="VerbatimChar"/>
+        </w:rPr>
+        <w:t xml:space="preserve">frontend/src-tauri/entitlements.plist</w:t>
+      </w:r>
+      <w:r>
+        <w:t xml:space="preserve">. Das Repository enthält die</w:t>
+      </w:r>
+      <w:r>
+        <w:t xml:space="preserve"> </w:t>
+      </w:r>
+      <w:r>
+        <w:t xml:space="preserve">vollständige Build-Kette bis zum signierten Installationspaket; wer der</w:t>
+      </w:r>
+      <w:r>
+        <w:t xml:space="preserve"> </w:t>
+      </w:r>
+      <w:r>
+        <w:t xml:space="preserve">ausgelieferten Binärdatei nicht traut, kann sie selbst erzeugen.</w:t>
       </w:r>
     </w:p>
     <w:p>

--- a/site/docs/researchtranscript-datenverarbeitung-de.docx
+++ b/site/docs/researchtranscript-datenverarbeitung-de.docx
@@ -28,7 +28,7 @@
         <w:t xml:space="preserve"> </w:t>
       </w:r>
       <w:r>
-        <w:t xml:space="preserve">Datenmanagementplan. Stand 18. September 2026, ResearchTranscript 0.6.0.</w:t>
+        <w:t xml:space="preserve">Datenmanagementplan. Stand 23. September 2026, ResearchTranscript 0.6.2.</w:t>
       </w:r>
       <w:r>
         <w:t xml:space="preserve"> </w:t>
@@ -146,7 +146,7 @@
         <w:rPr>
           <w:rStyle w:val="VerbatimChar"/>
         </w:rPr>
-        <w:t xml:space="preserve">[0.6.0]</w:t>
+        <w:t xml:space="preserve">[0.6.2]</w:t>
       </w:r>
       <w:r>
         <w:t xml:space="preserve">. Freie Software unter</w:t>
